--- a/QED Course/Lesson 82 Functional Methods.docx
+++ b/QED Course/Lesson 82 Functional Methods.docx
@@ -2764,22 +2764,30 @@
             </m:e>
           </m:d>
           <m:r>
-            <m:t xml:space="preserve">|</m:t>
+            <m:t xml:space="preserve"> </m:t>
           </m:r>
-          <m:sSub>
+          <m:d>
+            <m:dPr>
+              <m:begChr m:val="|"/>
+              <m:endChr m:val="|"/>
+            </m:dPr>
             <m:e>
-              <m:r>
-                <m:t xml:space="preserve">v</m:t>
-              </m:r>
+              <m:sSub>
+                <m:e>
+                  <m:r>
+                    <m:t xml:space="preserve">v</m:t>
+                  </m:r>
+                </m:e>
+                <m:sub>
+                  <m:r>
+                    <m:t xml:space="preserve">x</m:t>
+                  </m:r>
+                </m:sub>
+              </m:sSub>
             </m:e>
-            <m:sub>
-              <m:r>
-                <m:t xml:space="preserve">x</m:t>
-              </m:r>
-            </m:sub>
-          </m:sSub>
+          </m:d>
           <m:r>
-            <m:t xml:space="preserve">|</m:t>
+            <m:t xml:space="preserve"> </m:t>
           </m:r>
           <m:sSup>
             <m:e>
@@ -2800,24 +2808,26 @@
                   <m:endChr m:val="]"/>
                 </m:dPr>
                 <m:e>
-                  <m:r>
-                    <m:t xml:space="preserve">|</m:t>
-                  </m:r>
-                  <m:sSub>
+                  <m:d>
+                    <m:dPr>
+                      <m:begChr m:val="|"/>
+                      <m:endChr m:val="|"/>
+                    </m:dPr>
                     <m:e>
-                      <m:r>
-                        <m:t xml:space="preserve">v</m:t>
-                      </m:r>
+                      <m:sSub>
+                        <m:e>
+                          <m:r>
+                            <m:t xml:space="preserve">v</m:t>
+                          </m:r>
+                        </m:e>
+                        <m:sub>
+                          <m:r>
+                            <m:t xml:space="preserve">x</m:t>
+                          </m:r>
+                        </m:sub>
+                      </m:sSub>
                     </m:e>
-                    <m:sub>
-                      <m:r>
-                        <m:t xml:space="preserve">x</m:t>
-                      </m:r>
-                    </m:sub>
-                  </m:sSub>
-                  <m:r>
-                    <m:t xml:space="preserve">|</m:t>
-                  </m:r>
+                  </m:d>
                 </m:e>
               </m:d>
             </m:sup>
@@ -3513,15 +3523,13 @@
         <w:tblLook w:firstColumn="1" w:firstRow="1" w:lastColumn="0" w:lastRow="0" w:noHBand="0" w:noVBand="1" w:val="04A0"/>
       </w:tblPr>
       <w:tblGrid>
-        <w:gridCol w:w="2448"/>
-        <w:gridCol w:w="2448"/>
-        <w:gridCol w:w="2448"/>
-        <w:gridCol w:w="2448"/>
+        <w:gridCol w:w="720"/>
+        <w:gridCol w:w="9072"/>
       </w:tblGrid>
       <w:tr>
         <w:tc>
           <w:tcPr>
-            <w:tcW w:type="dxa" w:w="2448"/>
+            <w:tcW w:type="dxa" w:w="720"/>
             <w:shd w:fill="1F4E78"/>
             <w:vAlign w:val="center"/>
             <w:tcMar>
@@ -3543,7 +3551,7 @@
         </w:tc>
         <w:tc>
           <w:tcPr>
-            <w:tcW w:type="dxa" w:w="2448"/>
+            <w:tcW w:type="dxa" w:w="9072"/>
             <w:shd w:fill="1F4E78"/>
             <w:vAlign w:val="center"/>
             <w:tcMar>
@@ -3563,53 +3571,11 @@
             </w:r>
           </w:p>
         </w:tc>
-        <w:tc>
-          <w:tcPr>
-            <w:tcW w:type="dxa" w:w="2448"/>
-            <w:shd w:fill="1F4E78"/>
-            <w:vAlign w:val="center"/>
-            <w:tcMar>
-              <w:top w:w="100" w:type="dxa"/>
-              <w:start w:w="100" w:type="dxa"/>
-              <w:bottom w:w="100" w:type="dxa"/>
-              <w:end w:w="100" w:type="dxa"/>
-            </w:tcMar>
-          </w:tcPr>
-          <w:p>
-            <w:r>
-              <w:rPr>
-                <w:b/>
-                <w:color w:val="FFFFFF"/>
-              </w:rPr>
-            </w:r>
-          </w:p>
-        </w:tc>
-        <w:tc>
-          <w:tcPr>
-            <w:tcW w:type="dxa" w:w="2448"/>
-            <w:shd w:fill="1F4E78"/>
-            <w:vAlign w:val="center"/>
-            <w:tcMar>
-              <w:top w:w="100" w:type="dxa"/>
-              <w:start w:w="100" w:type="dxa"/>
-              <w:bottom w:w="100" w:type="dxa"/>
-              <w:end w:w="100" w:type="dxa"/>
-            </w:tcMar>
-          </w:tcPr>
-          <w:p>
-            <w:r>
-              <w:rPr>
-                <w:b/>
-                <w:color w:val="FFFFFF"/>
-              </w:rPr>
-            </w:r>
-          </w:p>
-        </w:tc>
       </w:tr>
       <w:tr>
         <w:tc>
           <w:tcPr>
-            <w:tcW w:type="dxa" w:w="2448"/>
+            <w:tcW w:type="dxa" w:w="720"/>
             <w:vAlign w:val="center"/>
             <w:tcMar>
               <w:top w:w="100" w:type="dxa"/>
@@ -3626,7 +3592,7 @@
         </w:tc>
         <w:tc>
           <w:tcPr>
-            <w:tcW w:type="dxa" w:w="2448"/>
+            <w:tcW w:type="dxa" w:w="9072"/>
             <w:vAlign w:val="center"/>
             <w:tcMar>
               <w:top w:w="100" w:type="dxa"/>
@@ -3641,37 +3607,11 @@
             </w:r>
           </w:p>
         </w:tc>
-        <w:tc>
-          <w:tcPr>
-            <w:tcW w:type="dxa" w:w="2448"/>
-            <w:vAlign w:val="center"/>
-            <w:tcMar>
-              <w:top w:w="100" w:type="dxa"/>
-              <w:start w:w="100" w:type="dxa"/>
-              <w:bottom w:w="100" w:type="dxa"/>
-              <w:end w:w="100" w:type="dxa"/>
-            </w:tcMar>
-          </w:tcPr>
-          <w:p/>
-        </w:tc>
-        <w:tc>
-          <w:tcPr>
-            <w:tcW w:type="dxa" w:w="2448"/>
-            <w:vAlign w:val="center"/>
-            <w:tcMar>
-              <w:top w:w="100" w:type="dxa"/>
-              <w:start w:w="100" w:type="dxa"/>
-              <w:bottom w:w="100" w:type="dxa"/>
-              <w:end w:w="100" w:type="dxa"/>
-            </w:tcMar>
-          </w:tcPr>
-          <w:p/>
-        </w:tc>
       </w:tr>
       <w:tr>
         <w:tc>
           <w:tcPr>
-            <w:tcW w:type="dxa" w:w="2448"/>
+            <w:tcW w:type="dxa" w:w="720"/>
             <w:vAlign w:val="center"/>
             <w:shd w:fill="EAF2F8"/>
             <w:tcMar>
@@ -3689,7 +3629,7 @@
         </w:tc>
         <w:tc>
           <w:tcPr>
-            <w:tcW w:type="dxa" w:w="2448"/>
+            <w:tcW w:type="dxa" w:w="9072"/>
             <w:vAlign w:val="center"/>
             <w:shd w:fill="EAF2F8"/>
             <w:tcMar>
@@ -3705,39 +3645,11 @@
             </w:r>
           </w:p>
         </w:tc>
-        <w:tc>
-          <w:tcPr>
-            <w:tcW w:type="dxa" w:w="2448"/>
-            <w:vAlign w:val="center"/>
-            <w:shd w:fill="EAF2F8"/>
-            <w:tcMar>
-              <w:top w:w="100" w:type="dxa"/>
-              <w:start w:w="100" w:type="dxa"/>
-              <w:bottom w:w="100" w:type="dxa"/>
-              <w:end w:w="100" w:type="dxa"/>
-            </w:tcMar>
-          </w:tcPr>
-          <w:p/>
-        </w:tc>
-        <w:tc>
-          <w:tcPr>
-            <w:tcW w:type="dxa" w:w="2448"/>
-            <w:vAlign w:val="center"/>
-            <w:shd w:fill="EAF2F8"/>
-            <w:tcMar>
-              <w:top w:w="100" w:type="dxa"/>
-              <w:start w:w="100" w:type="dxa"/>
-              <w:bottom w:w="100" w:type="dxa"/>
-              <w:end w:w="100" w:type="dxa"/>
-            </w:tcMar>
-          </w:tcPr>
-          <w:p/>
-        </w:tc>
       </w:tr>
       <w:tr>
         <w:tc>
           <w:tcPr>
-            <w:tcW w:type="dxa" w:w="2448"/>
+            <w:tcW w:type="dxa" w:w="720"/>
             <w:vAlign w:val="center"/>
             <w:tcMar>
               <w:top w:w="100" w:type="dxa"/>
@@ -3754,7 +3666,7 @@
         </w:tc>
         <w:tc>
           <w:tcPr>
-            <w:tcW w:type="dxa" w:w="2448"/>
+            <w:tcW w:type="dxa" w:w="9072"/>
             <w:vAlign w:val="center"/>
             <w:tcMar>
               <w:top w:w="100" w:type="dxa"/>
@@ -3769,37 +3681,11 @@
             </w:r>
           </w:p>
         </w:tc>
-        <w:tc>
-          <w:tcPr>
-            <w:tcW w:type="dxa" w:w="2448"/>
-            <w:vAlign w:val="center"/>
-            <w:tcMar>
-              <w:top w:w="100" w:type="dxa"/>
-              <w:start w:w="100" w:type="dxa"/>
-              <w:bottom w:w="100" w:type="dxa"/>
-              <w:end w:w="100" w:type="dxa"/>
-            </w:tcMar>
-          </w:tcPr>
-          <w:p/>
-        </w:tc>
-        <w:tc>
-          <w:tcPr>
-            <w:tcW w:type="dxa" w:w="2448"/>
-            <w:vAlign w:val="center"/>
-            <w:tcMar>
-              <w:top w:w="100" w:type="dxa"/>
-              <w:start w:w="100" w:type="dxa"/>
-              <w:bottom w:w="100" w:type="dxa"/>
-              <w:end w:w="100" w:type="dxa"/>
-            </w:tcMar>
-          </w:tcPr>
-          <w:p/>
-        </w:tc>
       </w:tr>
       <w:tr>
         <w:tc>
           <w:tcPr>
-            <w:tcW w:type="dxa" w:w="2448"/>
+            <w:tcW w:type="dxa" w:w="720"/>
             <w:vAlign w:val="center"/>
             <w:shd w:fill="EAF2F8"/>
             <w:tcMar>
@@ -3817,7 +3703,7 @@
         </w:tc>
         <w:tc>
           <w:tcPr>
-            <w:tcW w:type="dxa" w:w="2448"/>
+            <w:tcW w:type="dxa" w:w="9072"/>
             <w:vAlign w:val="center"/>
             <w:shd w:fill="EAF2F8"/>
             <w:tcMar>
@@ -3833,39 +3719,11 @@
             </w:r>
           </w:p>
         </w:tc>
-        <w:tc>
-          <w:tcPr>
-            <w:tcW w:type="dxa" w:w="2448"/>
-            <w:vAlign w:val="center"/>
-            <w:shd w:fill="EAF2F8"/>
-            <w:tcMar>
-              <w:top w:w="100" w:type="dxa"/>
-              <w:start w:w="100" w:type="dxa"/>
-              <w:bottom w:w="100" w:type="dxa"/>
-              <w:end w:w="100" w:type="dxa"/>
-            </w:tcMar>
-          </w:tcPr>
-          <w:p/>
-        </w:tc>
-        <w:tc>
-          <w:tcPr>
-            <w:tcW w:type="dxa" w:w="2448"/>
-            <w:vAlign w:val="center"/>
-            <w:shd w:fill="EAF2F8"/>
-            <w:tcMar>
-              <w:top w:w="100" w:type="dxa"/>
-              <w:start w:w="100" w:type="dxa"/>
-              <w:bottom w:w="100" w:type="dxa"/>
-              <w:end w:w="100" w:type="dxa"/>
-            </w:tcMar>
-          </w:tcPr>
-          <w:p/>
-        </w:tc>
       </w:tr>
       <w:tr>
         <w:tc>
           <w:tcPr>
-            <w:tcW w:type="dxa" w:w="2448"/>
+            <w:tcW w:type="dxa" w:w="720"/>
             <w:vAlign w:val="center"/>
             <w:tcMar>
               <w:top w:w="100" w:type="dxa"/>
@@ -3882,7 +3740,7 @@
         </w:tc>
         <w:tc>
           <w:tcPr>
-            <w:tcW w:type="dxa" w:w="2448"/>
+            <w:tcW w:type="dxa" w:w="9072"/>
             <w:vAlign w:val="center"/>
             <w:tcMar>
               <w:top w:w="100" w:type="dxa"/>
@@ -3897,37 +3755,11 @@
             </w:r>
           </w:p>
         </w:tc>
-        <w:tc>
-          <w:tcPr>
-            <w:tcW w:type="dxa" w:w="2448"/>
-            <w:vAlign w:val="center"/>
-            <w:tcMar>
-              <w:top w:w="100" w:type="dxa"/>
-              <w:start w:w="100" w:type="dxa"/>
-              <w:bottom w:w="100" w:type="dxa"/>
-              <w:end w:w="100" w:type="dxa"/>
-            </w:tcMar>
-          </w:tcPr>
-          <w:p/>
-        </w:tc>
-        <w:tc>
-          <w:tcPr>
-            <w:tcW w:type="dxa" w:w="2448"/>
-            <w:vAlign w:val="center"/>
-            <w:tcMar>
-              <w:top w:w="100" w:type="dxa"/>
-              <w:start w:w="100" w:type="dxa"/>
-              <w:bottom w:w="100" w:type="dxa"/>
-              <w:end w:w="100" w:type="dxa"/>
-            </w:tcMar>
-          </w:tcPr>
-          <w:p/>
-        </w:tc>
       </w:tr>
       <w:tr>
         <w:tc>
           <w:tcPr>
-            <w:tcW w:type="dxa" w:w="2448"/>
+            <w:tcW w:type="dxa" w:w="720"/>
             <w:vAlign w:val="center"/>
             <w:shd w:fill="EAF2F8"/>
             <w:tcMar>
@@ -3945,7 +3777,7 @@
         </w:tc>
         <w:tc>
           <w:tcPr>
-            <w:tcW w:type="dxa" w:w="2448"/>
+            <w:tcW w:type="dxa" w:w="9072"/>
             <w:vAlign w:val="center"/>
             <w:shd w:fill="EAF2F8"/>
             <w:tcMar>
@@ -3961,39 +3793,11 @@
             </w:r>
           </w:p>
         </w:tc>
-        <w:tc>
-          <w:tcPr>
-            <w:tcW w:type="dxa" w:w="2448"/>
-            <w:vAlign w:val="center"/>
-            <w:shd w:fill="EAF2F8"/>
-            <w:tcMar>
-              <w:top w:w="100" w:type="dxa"/>
-              <w:start w:w="100" w:type="dxa"/>
-              <w:bottom w:w="100" w:type="dxa"/>
-              <w:end w:w="100" w:type="dxa"/>
-            </w:tcMar>
-          </w:tcPr>
-          <w:p/>
-        </w:tc>
-        <w:tc>
-          <w:tcPr>
-            <w:tcW w:type="dxa" w:w="2448"/>
-            <w:vAlign w:val="center"/>
-            <w:shd w:fill="EAF2F8"/>
-            <w:tcMar>
-              <w:top w:w="100" w:type="dxa"/>
-              <w:start w:w="100" w:type="dxa"/>
-              <w:bottom w:w="100" w:type="dxa"/>
-              <w:end w:w="100" w:type="dxa"/>
-            </w:tcMar>
-          </w:tcPr>
-          <w:p/>
-        </w:tc>
       </w:tr>
       <w:tr>
         <w:tc>
           <w:tcPr>
-            <w:tcW w:type="dxa" w:w="2448"/>
+            <w:tcW w:type="dxa" w:w="720"/>
             <w:vAlign w:val="center"/>
             <w:tcMar>
               <w:top w:w="100" w:type="dxa"/>
@@ -4010,7 +3814,7 @@
         </w:tc>
         <w:tc>
           <w:tcPr>
-            <w:tcW w:type="dxa" w:w="2448"/>
+            <w:tcW w:type="dxa" w:w="9072"/>
             <w:vAlign w:val="center"/>
             <w:tcMar>
               <w:top w:w="100" w:type="dxa"/>
@@ -4025,37 +3829,11 @@
             </w:r>
           </w:p>
         </w:tc>
-        <w:tc>
-          <w:tcPr>
-            <w:tcW w:type="dxa" w:w="2448"/>
-            <w:vAlign w:val="center"/>
-            <w:tcMar>
-              <w:top w:w="100" w:type="dxa"/>
-              <w:start w:w="100" w:type="dxa"/>
-              <w:bottom w:w="100" w:type="dxa"/>
-              <w:end w:w="100" w:type="dxa"/>
-            </w:tcMar>
-          </w:tcPr>
-          <w:p/>
-        </w:tc>
-        <w:tc>
-          <w:tcPr>
-            <w:tcW w:type="dxa" w:w="2448"/>
-            <w:vAlign w:val="center"/>
-            <w:tcMar>
-              <w:top w:w="100" w:type="dxa"/>
-              <w:start w:w="100" w:type="dxa"/>
-              <w:bottom w:w="100" w:type="dxa"/>
-              <w:end w:w="100" w:type="dxa"/>
-            </w:tcMar>
-          </w:tcPr>
-          <w:p/>
-        </w:tc>
       </w:tr>
       <w:tr>
         <w:tc>
           <w:tcPr>
-            <w:tcW w:type="dxa" w:w="2448"/>
+            <w:tcW w:type="dxa" w:w="720"/>
             <w:vAlign w:val="center"/>
             <w:shd w:fill="EAF2F8"/>
             <w:tcMar>
@@ -4073,7 +3851,7 @@
         </w:tc>
         <w:tc>
           <w:tcPr>
-            <w:tcW w:type="dxa" w:w="2448"/>
+            <w:tcW w:type="dxa" w:w="9072"/>
             <w:vAlign w:val="center"/>
             <w:shd w:fill="EAF2F8"/>
             <w:tcMar>
@@ -4089,39 +3867,11 @@
             </w:r>
           </w:p>
         </w:tc>
-        <w:tc>
-          <w:tcPr>
-            <w:tcW w:type="dxa" w:w="2448"/>
-            <w:vAlign w:val="center"/>
-            <w:shd w:fill="EAF2F8"/>
-            <w:tcMar>
-              <w:top w:w="100" w:type="dxa"/>
-              <w:start w:w="100" w:type="dxa"/>
-              <w:bottom w:w="100" w:type="dxa"/>
-              <w:end w:w="100" w:type="dxa"/>
-            </w:tcMar>
-          </w:tcPr>
-          <w:p/>
-        </w:tc>
-        <w:tc>
-          <w:tcPr>
-            <w:tcW w:type="dxa" w:w="2448"/>
-            <w:vAlign w:val="center"/>
-            <w:shd w:fill="EAF2F8"/>
-            <w:tcMar>
-              <w:top w:w="100" w:type="dxa"/>
-              <w:start w:w="100" w:type="dxa"/>
-              <w:bottom w:w="100" w:type="dxa"/>
-              <w:end w:w="100" w:type="dxa"/>
-            </w:tcMar>
-          </w:tcPr>
-          <w:p/>
-        </w:tc>
       </w:tr>
       <w:tr>
         <w:tc>
           <w:tcPr>
-            <w:tcW w:type="dxa" w:w="2448"/>
+            <w:tcW w:type="dxa" w:w="720"/>
             <w:vAlign w:val="center"/>
             <w:tcMar>
               <w:top w:w="100" w:type="dxa"/>
@@ -4138,7 +3888,7 @@
         </w:tc>
         <w:tc>
           <w:tcPr>
-            <w:tcW w:type="dxa" w:w="2448"/>
+            <w:tcW w:type="dxa" w:w="9072"/>
             <w:vAlign w:val="center"/>
             <w:tcMar>
               <w:top w:w="100" w:type="dxa"/>
@@ -4153,37 +3903,11 @@
             </w:r>
           </w:p>
         </w:tc>
-        <w:tc>
-          <w:tcPr>
-            <w:tcW w:type="dxa" w:w="2448"/>
-            <w:vAlign w:val="center"/>
-            <w:tcMar>
-              <w:top w:w="100" w:type="dxa"/>
-              <w:start w:w="100" w:type="dxa"/>
-              <w:bottom w:w="100" w:type="dxa"/>
-              <w:end w:w="100" w:type="dxa"/>
-            </w:tcMar>
-          </w:tcPr>
-          <w:p/>
-        </w:tc>
-        <w:tc>
-          <w:tcPr>
-            <w:tcW w:type="dxa" w:w="2448"/>
-            <w:vAlign w:val="center"/>
-            <w:tcMar>
-              <w:top w:w="100" w:type="dxa"/>
-              <w:start w:w="100" w:type="dxa"/>
-              <w:bottom w:w="100" w:type="dxa"/>
-              <w:end w:w="100" w:type="dxa"/>
-            </w:tcMar>
-          </w:tcPr>
-          <w:p/>
-        </w:tc>
       </w:tr>
       <w:tr>
         <w:tc>
           <w:tcPr>
-            <w:tcW w:type="dxa" w:w="2448"/>
+            <w:tcW w:type="dxa" w:w="720"/>
             <w:vAlign w:val="center"/>
             <w:shd w:fill="EAF2F8"/>
             <w:tcMar>
@@ -4201,7 +3925,7 @@
         </w:tc>
         <w:tc>
           <w:tcPr>
-            <w:tcW w:type="dxa" w:w="2448"/>
+            <w:tcW w:type="dxa" w:w="9072"/>
             <w:vAlign w:val="center"/>
             <w:shd w:fill="EAF2F8"/>
             <w:tcMar>
@@ -4217,39 +3941,11 @@
             </w:r>
           </w:p>
         </w:tc>
-        <w:tc>
-          <w:tcPr>
-            <w:tcW w:type="dxa" w:w="2448"/>
-            <w:vAlign w:val="center"/>
-            <w:shd w:fill="EAF2F8"/>
-            <w:tcMar>
-              <w:top w:w="100" w:type="dxa"/>
-              <w:start w:w="100" w:type="dxa"/>
-              <w:bottom w:w="100" w:type="dxa"/>
-              <w:end w:w="100" w:type="dxa"/>
-            </w:tcMar>
-          </w:tcPr>
-          <w:p/>
-        </w:tc>
-        <w:tc>
-          <w:tcPr>
-            <w:tcW w:type="dxa" w:w="2448"/>
-            <w:vAlign w:val="center"/>
-            <w:shd w:fill="EAF2F8"/>
-            <w:tcMar>
-              <w:top w:w="100" w:type="dxa"/>
-              <w:start w:w="100" w:type="dxa"/>
-              <w:bottom w:w="100" w:type="dxa"/>
-              <w:end w:w="100" w:type="dxa"/>
-            </w:tcMar>
-          </w:tcPr>
-          <w:p/>
-        </w:tc>
       </w:tr>
       <w:tr>
         <w:tc>
           <w:tcPr>
-            <w:tcW w:type="dxa" w:w="2448"/>
+            <w:tcW w:type="dxa" w:w="720"/>
             <w:vAlign w:val="center"/>
             <w:tcMar>
               <w:top w:w="100" w:type="dxa"/>
@@ -4266,7 +3962,7 @@
         </w:tc>
         <w:tc>
           <w:tcPr>
-            <w:tcW w:type="dxa" w:w="2448"/>
+            <w:tcW w:type="dxa" w:w="9072"/>
             <w:vAlign w:val="center"/>
             <w:tcMar>
               <w:top w:w="100" w:type="dxa"/>
@@ -4281,37 +3977,11 @@
             </w:r>
           </w:p>
         </w:tc>
-        <w:tc>
-          <w:tcPr>
-            <w:tcW w:type="dxa" w:w="2448"/>
-            <w:vAlign w:val="center"/>
-            <w:tcMar>
-              <w:top w:w="100" w:type="dxa"/>
-              <w:start w:w="100" w:type="dxa"/>
-              <w:bottom w:w="100" w:type="dxa"/>
-              <w:end w:w="100" w:type="dxa"/>
-            </w:tcMar>
-          </w:tcPr>
-          <w:p/>
-        </w:tc>
-        <w:tc>
-          <w:tcPr>
-            <w:tcW w:type="dxa" w:w="2448"/>
-            <w:vAlign w:val="center"/>
-            <w:tcMar>
-              <w:top w:w="100" w:type="dxa"/>
-              <w:start w:w="100" w:type="dxa"/>
-              <w:bottom w:w="100" w:type="dxa"/>
-              <w:end w:w="100" w:type="dxa"/>
-            </w:tcMar>
-          </w:tcPr>
-          <w:p/>
-        </w:tc>
       </w:tr>
       <w:tr>
         <w:tc>
           <w:tcPr>
-            <w:tcW w:type="dxa" w:w="2448"/>
+            <w:tcW w:type="dxa" w:w="720"/>
             <w:vAlign w:val="center"/>
             <w:shd w:fill="EAF2F8"/>
             <w:tcMar>
@@ -4329,7 +3999,7 @@
         </w:tc>
         <w:tc>
           <w:tcPr>
-            <w:tcW w:type="dxa" w:w="2448"/>
+            <w:tcW w:type="dxa" w:w="9072"/>
             <w:vAlign w:val="center"/>
             <w:shd w:fill="EAF2F8"/>
             <w:tcMar>
@@ -4345,39 +4015,11 @@
             </w:r>
           </w:p>
         </w:tc>
-        <w:tc>
-          <w:tcPr>
-            <w:tcW w:type="dxa" w:w="2448"/>
-            <w:vAlign w:val="center"/>
-            <w:shd w:fill="EAF2F8"/>
-            <w:tcMar>
-              <w:top w:w="100" w:type="dxa"/>
-              <w:start w:w="100" w:type="dxa"/>
-              <w:bottom w:w="100" w:type="dxa"/>
-              <w:end w:w="100" w:type="dxa"/>
-            </w:tcMar>
-          </w:tcPr>
-          <w:p/>
-        </w:tc>
-        <w:tc>
-          <w:tcPr>
-            <w:tcW w:type="dxa" w:w="2448"/>
-            <w:vAlign w:val="center"/>
-            <w:shd w:fill="EAF2F8"/>
-            <w:tcMar>
-              <w:top w:w="100" w:type="dxa"/>
-              <w:start w:w="100" w:type="dxa"/>
-              <w:bottom w:w="100" w:type="dxa"/>
-              <w:end w:w="100" w:type="dxa"/>
-            </w:tcMar>
-          </w:tcPr>
-          <w:p/>
-        </w:tc>
       </w:tr>
       <w:tr>
         <w:tc>
           <w:tcPr>
-            <w:tcW w:type="dxa" w:w="2448"/>
+            <w:tcW w:type="dxa" w:w="720"/>
             <w:vAlign w:val="center"/>
             <w:tcMar>
               <w:top w:w="100" w:type="dxa"/>
@@ -4394,7 +4036,7 @@
         </w:tc>
         <w:tc>
           <w:tcPr>
-            <w:tcW w:type="dxa" w:w="2448"/>
+            <w:tcW w:type="dxa" w:w="9072"/>
             <w:vAlign w:val="center"/>
             <w:tcMar>
               <w:top w:w="100" w:type="dxa"/>
@@ -4405,41 +4047,15 @@
           </w:tcPr>
           <w:p>
             <w:r>
-              <w:t>Recompute the π⁰ width with f_π = 92.1 MeV and convert it to a lifetime, using ħ = 6.582×10⁻²² MeV s.</w:t>
+              <w:t>Recompute the π⁰ width with f_π = 92.1 MeV and convert it to a lifetime, using ℏ = 6.582×10⁻²² MeV s.</w:t>
             </w:r>
           </w:p>
-        </w:tc>
-        <w:tc>
-          <w:tcPr>
-            <w:tcW w:type="dxa" w:w="2448"/>
-            <w:vAlign w:val="center"/>
-            <w:tcMar>
-              <w:top w:w="100" w:type="dxa"/>
-              <w:start w:w="100" w:type="dxa"/>
-              <w:bottom w:w="100" w:type="dxa"/>
-              <w:end w:w="100" w:type="dxa"/>
-            </w:tcMar>
-          </w:tcPr>
-          <w:p/>
-        </w:tc>
-        <w:tc>
-          <w:tcPr>
-            <w:tcW w:type="dxa" w:w="2448"/>
-            <w:vAlign w:val="center"/>
-            <w:tcMar>
-              <w:top w:w="100" w:type="dxa"/>
-              <w:start w:w="100" w:type="dxa"/>
-              <w:bottom w:w="100" w:type="dxa"/>
-              <w:end w:w="100" w:type="dxa"/>
-            </w:tcMar>
-          </w:tcPr>
-          <w:p/>
         </w:tc>
       </w:tr>
       <w:tr>
         <w:tc>
           <w:tcPr>
-            <w:tcW w:type="dxa" w:w="2448"/>
+            <w:tcW w:type="dxa" w:w="720"/>
             <w:vAlign w:val="center"/>
             <w:shd w:fill="EAF2F8"/>
             <w:tcMar>
@@ -4457,7 +4073,7 @@
         </w:tc>
         <w:tc>
           <w:tcPr>
-            <w:tcW w:type="dxa" w:w="2448"/>
+            <w:tcW w:type="dxa" w:w="9072"/>
             <w:vAlign w:val="center"/>
             <w:shd w:fill="EAF2F8"/>
             <w:tcMar>
@@ -4469,43 +4085,7 @@
           </w:tcPr>
           <w:p>
             <w:r>
-              <w:t>In Worked example 6, show that</w:t>
-            </w:r>
-          </w:p>
-        </w:tc>
-        <w:tc>
-          <w:tcPr>
-            <w:tcW w:type="dxa" w:w="2448"/>
-            <w:vAlign w:val="center"/>
-            <w:shd w:fill="EAF2F8"/>
-            <w:tcMar>
-              <w:top w:w="100" w:type="dxa"/>
-              <w:start w:w="100" w:type="dxa"/>
-              <w:bottom w:w="100" w:type="dxa"/>
-              <w:end w:w="100" w:type="dxa"/>
-            </w:tcMar>
-          </w:tcPr>
-          <w:p>
-            <w:r>
-              <w:t>∂G(v^θ)/∂θ</w:t>
-            </w:r>
-          </w:p>
-        </w:tc>
-        <w:tc>
-          <w:tcPr>
-            <w:tcW w:type="dxa" w:w="2448"/>
-            <w:vAlign w:val="center"/>
-            <w:shd w:fill="EAF2F8"/>
-            <w:tcMar>
-              <w:top w:w="100" w:type="dxa"/>
-              <w:start w:w="100" w:type="dxa"/>
-              <w:bottom w:w="100" w:type="dxa"/>
-              <w:end w:w="100" w:type="dxa"/>
-            </w:tcMar>
-          </w:tcPr>
-          <w:p>
-            <w:r>
-              <w:t>= r at each zero, and explain the factor ½.</w:t>
+              <w:t>In Worked example 6, show that |∂G(v^θ)/∂θ| = r at each zero, and explain the factor ½.</w:t>
             </w:r>
           </w:p>
         </w:tc>
@@ -4513,7 +4093,7 @@
       <w:tr>
         <w:tc>
           <w:tcPr>
-            <w:tcW w:type="dxa" w:w="2448"/>
+            <w:tcW w:type="dxa" w:w="720"/>
             <w:vAlign w:val="center"/>
             <w:tcMar>
               <w:top w:w="100" w:type="dxa"/>
@@ -4530,7 +4110,7 @@
         </w:tc>
         <w:tc>
           <w:tcPr>
-            <w:tcW w:type="dxa" w:w="2448"/>
+            <w:tcW w:type="dxa" w:w="9072"/>
             <w:vAlign w:val="center"/>
             <w:tcMar>
               <w:top w:w="100" w:type="dxa"/>
@@ -4545,37 +4125,11 @@
             </w:r>
           </w:p>
         </w:tc>
-        <w:tc>
-          <w:tcPr>
-            <w:tcW w:type="dxa" w:w="2448"/>
-            <w:vAlign w:val="center"/>
-            <w:tcMar>
-              <w:top w:w="100" w:type="dxa"/>
-              <w:start w:w="100" w:type="dxa"/>
-              <w:bottom w:w="100" w:type="dxa"/>
-              <w:end w:w="100" w:type="dxa"/>
-            </w:tcMar>
-          </w:tcPr>
-          <w:p/>
-        </w:tc>
-        <w:tc>
-          <w:tcPr>
-            <w:tcW w:type="dxa" w:w="2448"/>
-            <w:vAlign w:val="center"/>
-            <w:tcMar>
-              <w:top w:w="100" w:type="dxa"/>
-              <w:start w:w="100" w:type="dxa"/>
-              <w:bottom w:w="100" w:type="dxa"/>
-              <w:end w:w="100" w:type="dxa"/>
-            </w:tcMar>
-          </w:tcPr>
-          <w:p/>
-        </w:tc>
       </w:tr>
       <w:tr>
         <w:tc>
           <w:tcPr>
-            <w:tcW w:type="dxa" w:w="2448"/>
+            <w:tcW w:type="dxa" w:w="720"/>
             <w:vAlign w:val="center"/>
             <w:shd w:fill="EAF2F8"/>
             <w:tcMar>
@@ -4593,7 +4147,7 @@
         </w:tc>
         <w:tc>
           <w:tcPr>
-            <w:tcW w:type="dxa" w:w="2448"/>
+            <w:tcW w:type="dxa" w:w="9072"/>
             <w:vAlign w:val="center"/>
             <w:shd w:fill="EAF2F8"/>
             <w:tcMar>
@@ -4608,34 +4162,6 @@
               <w:t>Challenge: show that averaging δ(∂·A − ω) over ω with weight exp[−(i/2ξ)∫ω²] produces ℒ_gf = −(∂·A)²/2ξ, and that ξ → 0 gives Landau gauge, ∂·A = 0 exactly.</w:t>
             </w:r>
           </w:p>
-        </w:tc>
-        <w:tc>
-          <w:tcPr>
-            <w:tcW w:type="dxa" w:w="2448"/>
-            <w:vAlign w:val="center"/>
-            <w:shd w:fill="EAF2F8"/>
-            <w:tcMar>
-              <w:top w:w="100" w:type="dxa"/>
-              <w:start w:w="100" w:type="dxa"/>
-              <w:bottom w:w="100" w:type="dxa"/>
-              <w:end w:w="100" w:type="dxa"/>
-            </w:tcMar>
-          </w:tcPr>
-          <w:p/>
-        </w:tc>
-        <w:tc>
-          <w:tcPr>
-            <w:tcW w:type="dxa" w:w="2448"/>
-            <w:vAlign w:val="center"/>
-            <w:shd w:fill="EAF2F8"/>
-            <w:tcMar>
-              <w:top w:w="100" w:type="dxa"/>
-              <w:start w:w="100" w:type="dxa"/>
-              <w:bottom w:w="100" w:type="dxa"/>
-              <w:end w:w="100" w:type="dxa"/>
-            </w:tcMar>
-          </w:tcPr>
-          <w:p/>
         </w:tc>
       </w:tr>
     </w:tbl>
@@ -4826,7 +4352,7 @@
         <w:t xml:space="preserve"> </w:t>
       </w:r>
       <w:r>
-        <w:t>Γ = 7.78 eV. τ = ħ/Γ = 6.582×10⁻¹⁶ eV s / 7.78 eV = 8.5×10⁻¹⁷ s.</w:t>
+        <w:t>Γ = 7.78 eV. τ = ℏ/Γ = 6.582×10⁻¹⁶ eV s / 7.78 eV = 8.5×10⁻¹⁷ s.</w:t>
       </w:r>
     </w:p>
     <w:p>
